--- a/Deliverables/Surat_Pengantar_Sampel_GLD_ke_GTS_Shanghai.docx
+++ b/Deliverables/Surat_Pengantar_Sampel_GLD_ke_GTS_Shanghai.docx
@@ -484,9 +484,34 @@
             <w:r>
               <w:rPr>
                 <w:sz w:val="20"/>
+              </w:rPr>
+              <w:t xml:space="preserve">Lithium-ion, 7 × 18650 cells in parallel (1S7P, 3.7 V nominal), installed in the equipment (UN 3481, lithium ion batteries contained in equipment). Capacity: </w:t>
+            </w:r>
+            <w:r>
+              <w:rPr>
+                <w:sz w:val="20"/>
                 <w:highlight w:val="yellow"/>
               </w:rPr>
-              <w:t>[Confirm: the sample contains no lithium battery / OR state battery type and Wh rating]</w:t>
+              <w:t>[… mAh per cell → … Wh total]</w:t>
+            </w:r>
+            <w:r>
+              <w:rPr>
+                <w:sz w:val="20"/>
+              </w:rPr>
+              <w:t xml:space="preserve">. The equipment is switched off and protected against short circuit and accidental activation during transport. UN 38.3 test summary: </w:t>
+            </w:r>
+            <w:r>
+              <w:rPr>
+                <w:sz w:val="20"/>
+                <w:highlight w:val="yellow"/>
+              </w:rPr>
+              <w:t>[attached / to be obtained]</w:t>
+            </w:r>
+            <w:r>
+              <w:rPr>
+                <w:sz w:val="20"/>
+              </w:rPr>
+              <w:t>.</w:t>
             </w:r>
           </w:p>
         </w:tc>
@@ -980,6 +1005,21 @@
           <w:b w:val="0"/>
           <w:sz w:val="19"/>
         </w:rPr>
+        <w:t xml:space="preserve">; (4) </w:t>
+      </w:r>
+      <w:r>
+        <w:rPr>
+          <w:b w:val="0"/>
+          <w:sz w:val="19"/>
+          <w:highlight w:val="yellow"/>
+        </w:rPr>
+        <w:t>[UN 38.3 test summary of the battery cells]</w:t>
+      </w:r>
+      <w:r>
+        <w:rPr>
+          <w:b w:val="0"/>
+          <w:sz w:val="19"/>
+        </w:rPr>
         <w:t>.</w:t>
       </w:r>
     </w:p>
